--- a/public/assets/RAITE_2026_PROMISSORY_TEMPLATE.docx
+++ b/public/assets/RAITE_2026_PROMISSORY_TEMPLATE.docx
@@ -155,20 +155,7 @@
     </w:p>
     <w:p>
       <w:pPr>
-        <w:ind w:left="630" w:right="630" w:firstLine="0"/>
-        <w:rPr>
-          <w:rFonts w:ascii="Arial" w:cs="Arial" w:eastAsia="Arial" w:hAnsi="Arial"/>
-        </w:rPr>
-      </w:pPr>
-      <w:r>
-        <w:rPr>
-          <w:rtl w:val="0"/>
-        </w:rPr>
-      </w:r>
-    </w:p>
-    <w:p>
-      <w:pPr>
-        <w:ind w:left="630" w:right="630" w:firstLine="0"/>
+        <w:ind w:left="0" w:right="630" w:firstLine="0"/>
         <w:rPr>
           <w:rFonts w:ascii="Arial" w:cs="Arial" w:eastAsia="Arial" w:hAnsi="Arial"/>
         </w:rPr>
@@ -483,6 +470,86 @@
         </w:rPr>
         <w:t xml:space="preserve">[School/Institution Name]</w:t>
       </w:r>
+      <w:r>
+        <w:rPr>
+          <w:rtl w:val="0"/>
+        </w:rPr>
+      </w:r>
+    </w:p>
+    <w:p>
+      <w:pPr>
+        <w:ind w:left="0" w:right="630" w:firstLine="0"/>
+        <w:jc w:val="left"/>
+        <w:rPr>
+          <w:rFonts w:ascii="Arial" w:cs="Arial" w:eastAsia="Arial" w:hAnsi="Arial"/>
+          <w:b w:val="1"/>
+          <w:bCs w:val="1"/>
+        </w:rPr>
+      </w:pPr>
+      <w:r>
+        <w:rPr>
+          <w:rtl w:val="0"/>
+        </w:rPr>
+      </w:r>
+    </w:p>
+    <w:p>
+      <w:pPr>
+        <w:ind w:left="0" w:right="630" w:firstLine="0"/>
+        <w:jc w:val="left"/>
+        <w:rPr>
+          <w:rFonts w:ascii="Arial" w:cs="Arial" w:eastAsia="Arial" w:hAnsi="Arial"/>
+          <w:b w:val="1"/>
+          <w:bCs w:val="1"/>
+        </w:rPr>
+      </w:pPr>
+      <w:r>
+        <w:rPr>
+          <w:rtl w:val="0"/>
+        </w:rPr>
+      </w:r>
+    </w:p>
+    <w:p>
+      <w:pPr>
+        <w:ind w:left="0" w:right="630" w:firstLine="0"/>
+        <w:jc w:val="left"/>
+        <w:rPr>
+          <w:rFonts w:ascii="Arial" w:cs="Arial" w:eastAsia="Arial" w:hAnsi="Arial"/>
+          <w:b w:val="1"/>
+          <w:bCs w:val="1"/>
+        </w:rPr>
+      </w:pPr>
+      <w:r>
+        <w:rPr>
+          <w:rtl w:val="0"/>
+        </w:rPr>
+      </w:r>
+    </w:p>
+    <w:p>
+      <w:pPr>
+        <w:ind w:left="0" w:right="630" w:firstLine="0"/>
+        <w:jc w:val="left"/>
+        <w:rPr>
+          <w:rFonts w:ascii="Arial" w:cs="Arial" w:eastAsia="Arial" w:hAnsi="Arial"/>
+          <w:b w:val="1"/>
+          <w:bCs w:val="1"/>
+        </w:rPr>
+      </w:pPr>
+      <w:r>
+        <w:rPr>
+          <w:rtl w:val="0"/>
+        </w:rPr>
+      </w:r>
+    </w:p>
+    <w:p>
+      <w:pPr>
+        <w:ind w:left="0" w:right="630" w:firstLine="0"/>
+        <w:jc w:val="left"/>
+        <w:rPr>
+          <w:rFonts w:ascii="Arial" w:cs="Arial" w:eastAsia="Arial" w:hAnsi="Arial"/>
+          <w:b w:val="1"/>
+          <w:bCs w:val="1"/>
+        </w:rPr>
+      </w:pPr>
       <w:r>
         <w:rPr>
           <w:rtl w:val="0"/>
@@ -2285,7 +2352,7 @@
       <w:headerReference r:id="rId6" w:type="default"/>
       <w:footerReference r:id="rId7" w:type="default"/>
       <w:pgSz w:h="15840" w:w="12240" w:orient="portrait"/>
-      <w:pgMar w:bottom="1440" w:top="2250" w:left="360" w:right="540" w:header="720" w:footer="720"/>
+      <w:pgMar w:bottom="1440" w:top="1440" w:left="360" w:right="540" w:header="720" w:footer="720"/>
       <w:pgNumType w:start="1"/>
     </w:sectPr>
   </w:body>
@@ -2294,44 +2361,6 @@
 
 <file path=word/footer1.xml><?xml version="1.0" encoding="utf-8"?>
 <w:ftr xmlns:mc="http://schemas.openxmlformats.org/markup-compatibility/2006" xmlns:o="urn:schemas-microsoft-com:office:office" xmlns:r="http://schemas.openxmlformats.org/officeDocument/2006/relationships" xmlns:m="http://schemas.openxmlformats.org/officeDocument/2006/math" xmlns:v="urn:schemas-microsoft-com:vml" xmlns:wp="http://schemas.openxmlformats.org/drawingml/2006/wordprocessingDrawing" xmlns:w10="urn:schemas-microsoft-com:office:word" xmlns:w="http://schemas.openxmlformats.org/wordprocessingml/2006/main" xmlns:wne="http://schemas.microsoft.com/office/word/2006/wordml" xmlns:sl="http://schemas.openxmlformats.org/schemaLibrary/2006/main" xmlns:a="http://schemas.openxmlformats.org/drawingml/2006/main" xmlns:pic="http://schemas.openxmlformats.org/drawingml/2006/picture" xmlns:c="http://schemas.openxmlformats.org/drawingml/2006/chart" xmlns:lc="http://schemas.openxmlformats.org/drawingml/2006/lockedCanvas" xmlns:dgm="http://schemas.openxmlformats.org/drawingml/2006/diagram" xmlns:wps="http://schemas.microsoft.com/office/word/2010/wordprocessingShape" xmlns:wpg="http://schemas.microsoft.com/office/word/2010/wordprocessingGroup" xmlns:w14="http://schemas.microsoft.com/office/word/2010/wordml" xmlns:w15="http://schemas.microsoft.com/office/word/2012/wordml" xmlns:w16="http://schemas.microsoft.com/office/word/2018/wordml" xmlns:w16cex="http://schemas.microsoft.com/office/word/2018/wordml/cex" xmlns:w16cid="http://schemas.microsoft.com/office/word/2016/wordml/cid" xmlns="http://schemas.microsoft.com/office/tasks/2019/documenttasks" xmlns:cr="http://schemas.microsoft.com/office/comments/2020/reactions">
-  <w:p>
-    <w:pPr>
-      <w:rPr>
-        <w:color w:val="ff9900"/>
-      </w:rPr>
-    </w:pPr>
-    <w:r>
-      <w:rPr>
-        <w:color w:val="ff9900"/>
-        <w:rtl w:val="0"/>
-      </w:rPr>
-      <w:t xml:space="preserve">_______________________________________________________________________________________________</w:t>
-    </w:r>
-  </w:p>
-  <w:p>
-    <w:pPr>
-      <w:rPr>
-        <w:color w:val="ff9900"/>
-      </w:rPr>
-    </w:pPr>
-    <w:r>
-      <w:rPr>
-        <w:rtl w:val="0"/>
-      </w:rPr>
-    </w:r>
-  </w:p>
-  <w:p>
-    <w:pPr>
-      <w:rPr>
-        <w:color w:val="ff9900"/>
-      </w:rPr>
-    </w:pPr>
-    <w:r>
-      <w:rPr>
-        <w:rtl w:val="0"/>
-      </w:rPr>
-    </w:r>
-  </w:p>
   <w:p>
     <w:pPr>
       <w:rPr>
@@ -2349,318 +2378,6 @@
 
 <file path=word/header1.xml><?xml version="1.0" encoding="utf-8"?>
 <w:hdr xmlns:mc="http://schemas.openxmlformats.org/markup-compatibility/2006" xmlns:o="urn:schemas-microsoft-com:office:office" xmlns:r="http://schemas.openxmlformats.org/officeDocument/2006/relationships" xmlns:m="http://schemas.openxmlformats.org/officeDocument/2006/math" xmlns:v="urn:schemas-microsoft-com:vml" xmlns:wp="http://schemas.openxmlformats.org/drawingml/2006/wordprocessingDrawing" xmlns:w10="urn:schemas-microsoft-com:office:word" xmlns:w="http://schemas.openxmlformats.org/wordprocessingml/2006/main" xmlns:wne="http://schemas.microsoft.com/office/word/2006/wordml" xmlns:sl="http://schemas.openxmlformats.org/schemaLibrary/2006/main" xmlns:a="http://schemas.openxmlformats.org/drawingml/2006/main" xmlns:pic="http://schemas.openxmlformats.org/drawingml/2006/picture" xmlns:c="http://schemas.openxmlformats.org/drawingml/2006/chart" xmlns:lc="http://schemas.openxmlformats.org/drawingml/2006/lockedCanvas" xmlns:dgm="http://schemas.openxmlformats.org/drawingml/2006/diagram" xmlns:wps="http://schemas.microsoft.com/office/word/2010/wordprocessingShape" xmlns:wpg="http://schemas.microsoft.com/office/word/2010/wordprocessingGroup" xmlns:w14="http://schemas.microsoft.com/office/word/2010/wordml" xmlns:w15="http://schemas.microsoft.com/office/word/2012/wordml" xmlns:w16="http://schemas.microsoft.com/office/word/2018/wordml" xmlns:w16cex="http://schemas.microsoft.com/office/word/2018/wordml/cex" xmlns:w16cid="http://schemas.microsoft.com/office/word/2016/wordml/cid" xmlns="http://schemas.microsoft.com/office/tasks/2019/documenttasks" xmlns:cr="http://schemas.microsoft.com/office/comments/2020/reactions">
-  <w:p>
-    <w:pPr>
-      <w:jc w:val="left"/>
-      <w:rPr>
-        <w:color w:val="ff9900"/>
-      </w:rPr>
-    </w:pPr>
-    <w:r>
-      <w:rPr>
-        <w:rtl w:val="0"/>
-      </w:rPr>
-    </w:r>
-    <w:r>
-      <w:drawing>
-        <wp:anchor allowOverlap="1" behindDoc="0" distB="114300" distT="114300" distL="114300" distR="114300" hidden="0" layoutInCell="1" locked="0" relativeHeight="0" simplePos="0">
-          <wp:simplePos x="0" y="0"/>
-          <wp:positionH relativeFrom="column">
-            <wp:posOffset>276225</wp:posOffset>
-          </wp:positionH>
-          <wp:positionV relativeFrom="paragraph">
-            <wp:posOffset>266700</wp:posOffset>
-          </wp:positionV>
-          <wp:extent cx="1443038" cy="619657"/>
-          <wp:effectExtent b="0" l="0" r="0" t="0"/>
-          <wp:wrapNone/>
-          <wp:docPr id="1" name="image2.png"/>
-          <a:graphic>
-            <a:graphicData uri="http://schemas.openxmlformats.org/drawingml/2006/picture">
-              <pic:pic>
-                <pic:nvPicPr>
-                  <pic:cNvPr id="0" name="image2.png"/>
-                  <pic:cNvPicPr preferRelativeResize="0"/>
-                </pic:nvPicPr>
-                <pic:blipFill>
-                  <a:blip r:embed="rId1"/>
-                  <a:srcRect b="0" l="0" r="0" t="0"/>
-                  <a:stretch>
-                    <a:fillRect/>
-                  </a:stretch>
-                </pic:blipFill>
-                <pic:spPr>
-                  <a:xfrm>
-                    <a:off x="0" y="0"/>
-                    <a:ext cx="1443038" cy="619657"/>
-                  </a:xfrm>
-                  <a:prstGeom prst="rect"/>
-                  <a:ln/>
-                </pic:spPr>
-              </pic:pic>
-            </a:graphicData>
-          </a:graphic>
-        </wp:anchor>
-      </w:drawing>
-    </w:r>
-    <w:r>
-      <w:drawing>
-        <wp:anchor allowOverlap="1" behindDoc="0" distB="114300" distT="114300" distL="114300" distR="114300" hidden="0" layoutInCell="1" locked="0" relativeHeight="0" simplePos="0">
-          <wp:simplePos x="0" y="0"/>
-          <wp:positionH relativeFrom="column">
-            <wp:posOffset>6157913</wp:posOffset>
-          </wp:positionH>
-          <wp:positionV relativeFrom="paragraph">
-            <wp:posOffset>109538</wp:posOffset>
-          </wp:positionV>
-          <wp:extent cx="862013" cy="862013"/>
-          <wp:effectExtent b="0" l="0" r="0" t="0"/>
-          <wp:wrapNone/>
-          <wp:docPr id="2" name="image1.png"/>
-          <a:graphic>
-            <a:graphicData uri="http://schemas.openxmlformats.org/drawingml/2006/picture">
-              <pic:pic>
-                <pic:nvPicPr>
-                  <pic:cNvPr id="0" name="image1.png"/>
-                  <pic:cNvPicPr preferRelativeResize="0"/>
-                </pic:nvPicPr>
-                <pic:blipFill>
-                  <a:blip r:embed="rId2"/>
-                  <a:srcRect b="7585" l="16987" r="19071" t="7807"/>
-                  <a:stretch>
-                    <a:fillRect/>
-                  </a:stretch>
-                </pic:blipFill>
-                <pic:spPr>
-                  <a:xfrm>
-                    <a:off x="0" y="0"/>
-                    <a:ext cx="862013" cy="862013"/>
-                  </a:xfrm>
-                  <a:prstGeom prst="rect"/>
-                  <a:ln/>
-                </pic:spPr>
-              </pic:pic>
-            </a:graphicData>
-          </a:graphic>
-        </wp:anchor>
-      </w:drawing>
-    </w:r>
-  </w:p>
-  <w:tbl>
-    <w:tblPr>
-      <w:tblStyle w:val="Table2"/>
-      <w:tblW w:w="11340.0" w:type="dxa"/>
-      <w:jc w:val="center"/>
-      <w:tblBorders>
-        <w:top w:color="000000" w:space="0" w:sz="8" w:val="single"/>
-        <w:left w:color="000000" w:space="0" w:sz="8" w:val="single"/>
-        <w:bottom w:color="000000" w:space="0" w:sz="8" w:val="single"/>
-        <w:right w:color="000000" w:space="0" w:sz="8" w:val="single"/>
-        <w:insideH w:color="000000" w:space="0" w:sz="8" w:val="single"/>
-        <w:insideV w:color="000000" w:space="0" w:sz="8" w:val="single"/>
-      </w:tblBorders>
-      <w:tblLayout w:type="fixed"/>
-      <w:tblLook w:val="0600"/>
-    </w:tblPr>
-    <w:tblGrid>
-      <w:gridCol w:w="2985"/>
-      <w:gridCol w:w="5910"/>
-      <w:gridCol w:w="2445"/>
-      <w:tblGridChange w:id="0">
-        <w:tblGrid>
-          <w:gridCol w:w="2985"/>
-          <w:gridCol w:w="5910"/>
-          <w:gridCol w:w="2445"/>
-        </w:tblGrid>
-      </w:tblGridChange>
-    </w:tblGrid>
-    <w:tr>
-      <w:trPr>
-        <w:cantSplit w:val="0"/>
-        <w:trHeight w:val="1485" w:hRule="atLeast"/>
-        <w:tblHeader w:val="0"/>
-      </w:trPr>
-      <w:tc>
-        <w:tcPr>
-          <w:tcBorders>
-            <w:top w:color="000000" w:space="0" w:sz="0" w:val="nil"/>
-            <w:left w:color="000000" w:space="0" w:sz="0" w:val="nil"/>
-            <w:bottom w:color="ff9900" w:space="0" w:sz="8" w:val="single"/>
-            <w:right w:color="000000" w:space="0" w:sz="0" w:val="nil"/>
-          </w:tcBorders>
-          <w:shd w:fill="auto" w:val="clear"/>
-          <w:tcMar>
-            <w:top w:w="100.0" w:type="dxa"/>
-            <w:left w:w="100.0" w:type="dxa"/>
-            <w:bottom w:w="100.0" w:type="dxa"/>
-            <w:right w:w="100.0" w:type="dxa"/>
-          </w:tcMar>
-          <w:vAlign w:val="top"/>
-        </w:tcPr>
-        <w:p>
-          <w:pPr>
-            <w:keepNext w:val="0"/>
-            <w:keepLines w:val="0"/>
-            <w:pageBreakBefore w:val="0"/>
-            <w:widowControl w:val="0"/>
-            <w:pBdr>
-              <w:top w:space="0" w:sz="0" w:val="nil"/>
-              <w:left w:space="0" w:sz="0" w:val="nil"/>
-              <w:bottom w:space="0" w:sz="0" w:val="nil"/>
-              <w:right w:space="0" w:sz="0" w:val="nil"/>
-              <w:between w:space="0" w:sz="0" w:val="nil"/>
-            </w:pBdr>
-            <w:shd w:fill="auto" w:val="clear"/>
-            <w:spacing w:after="0" w:before="0" w:line="240" w:lineRule="auto"/>
-            <w:ind w:left="0" w:right="0" w:firstLine="0"/>
-            <w:jc w:val="left"/>
-            <w:rPr>
-              <w:color w:val="ff9900"/>
-            </w:rPr>
-          </w:pPr>
-          <w:r>
-            <w:rPr>
-              <w:rtl w:val="0"/>
-            </w:rPr>
-          </w:r>
-        </w:p>
-      </w:tc>
-      <w:tc>
-        <w:tcPr>
-          <w:tcBorders>
-            <w:top w:color="000000" w:space="0" w:sz="0" w:val="nil"/>
-            <w:left w:color="000000" w:space="0" w:sz="0" w:val="nil"/>
-            <w:bottom w:color="ff9900" w:space="0" w:sz="8" w:val="single"/>
-            <w:right w:color="000000" w:space="0" w:sz="0" w:val="nil"/>
-          </w:tcBorders>
-          <w:shd w:fill="auto" w:val="clear"/>
-          <w:tcMar>
-            <w:top w:w="100.0" w:type="dxa"/>
-            <w:left w:w="100.0" w:type="dxa"/>
-            <w:bottom w:w="100.0" w:type="dxa"/>
-            <w:right w:w="100.0" w:type="dxa"/>
-          </w:tcMar>
-          <w:vAlign w:val="top"/>
-        </w:tcPr>
-        <w:p>
-          <w:pPr>
-            <w:jc w:val="center"/>
-            <w:rPr>
-              <w:sz w:val="22"/>
-              <w:szCs w:val="22"/>
-            </w:rPr>
-          </w:pPr>
-          <w:r>
-            <w:rPr>
-              <w:rtl w:val="0"/>
-            </w:rPr>
-          </w:r>
-        </w:p>
-        <w:p>
-          <w:pPr>
-            <w:jc w:val="center"/>
-            <w:rPr>
-              <w:rFonts w:ascii="Arial" w:cs="Arial" w:eastAsia="Arial" w:hAnsi="Arial"/>
-              <w:b w:val="1"/>
-              <w:bCs w:val="1"/>
-              <w:sz w:val="22"/>
-              <w:szCs w:val="22"/>
-            </w:rPr>
-          </w:pPr>
-          <w:r>
-            <w:rPr>
-              <w:rFonts w:ascii="Arial" w:cs="Arial" w:eastAsia="Arial" w:hAnsi="Arial"/>
-              <w:b w:val="1"/>
-              <w:bCs w:val="1"/>
-              <w:sz w:val="22"/>
-              <w:szCs w:val="22"/>
-              <w:rtl w:val="0"/>
-            </w:rPr>
-            <w:t xml:space="preserve">Philippine Society of Information Technology Educators - Central Luzon</w:t>
-          </w:r>
-        </w:p>
-        <w:p>
-          <w:pPr>
-            <w:jc w:val="center"/>
-            <w:rPr>
-              <w:rFonts w:ascii="Arial" w:cs="Arial" w:eastAsia="Arial" w:hAnsi="Arial"/>
-              <w:sz w:val="22"/>
-              <w:szCs w:val="22"/>
-            </w:rPr>
-          </w:pPr>
-          <w:r>
-            <w:rPr>
-              <w:rFonts w:ascii="Arial" w:cs="Arial" w:eastAsia="Arial" w:hAnsi="Arial"/>
-              <w:sz w:val="22"/>
-              <w:szCs w:val="22"/>
-              <w:rtl w:val="0"/>
-            </w:rPr>
-            <w:t xml:space="preserve">Regional Assembly on Information Technology Education</w:t>
-          </w:r>
-        </w:p>
-        <w:p>
-          <w:pPr>
-            <w:jc w:val="center"/>
-            <w:rPr>
-              <w:rFonts w:ascii="Arial" w:cs="Arial" w:eastAsia="Arial" w:hAnsi="Arial"/>
-              <w:sz w:val="22"/>
-              <w:szCs w:val="22"/>
-            </w:rPr>
-          </w:pPr>
-          <w:r>
-            <w:rPr>
-              <w:rtl w:val="0"/>
-            </w:rPr>
-          </w:r>
-        </w:p>
-      </w:tc>
-      <w:tc>
-        <w:tcPr>
-          <w:tcBorders>
-            <w:top w:color="000000" w:space="0" w:sz="0" w:val="nil"/>
-            <w:left w:color="000000" w:space="0" w:sz="0" w:val="nil"/>
-            <w:bottom w:color="ff9900" w:space="0" w:sz="8" w:val="single"/>
-            <w:right w:color="000000" w:space="0" w:sz="0" w:val="nil"/>
-          </w:tcBorders>
-          <w:shd w:fill="auto" w:val="clear"/>
-          <w:tcMar>
-            <w:top w:w="100.0" w:type="dxa"/>
-            <w:left w:w="100.0" w:type="dxa"/>
-            <w:bottom w:w="100.0" w:type="dxa"/>
-            <w:right w:w="100.0" w:type="dxa"/>
-          </w:tcMar>
-          <w:vAlign w:val="top"/>
-        </w:tcPr>
-        <w:p>
-          <w:pPr>
-            <w:keepNext w:val="0"/>
-            <w:keepLines w:val="0"/>
-            <w:pageBreakBefore w:val="0"/>
-            <w:widowControl w:val="0"/>
-            <w:pBdr>
-              <w:top w:space="0" w:sz="0" w:val="nil"/>
-              <w:left w:space="0" w:sz="0" w:val="nil"/>
-              <w:bottom w:space="0" w:sz="0" w:val="nil"/>
-              <w:right w:space="0" w:sz="0" w:val="nil"/>
-              <w:between w:space="0" w:sz="0" w:val="nil"/>
-            </w:pBdr>
-            <w:shd w:fill="auto" w:val="clear"/>
-            <w:spacing w:after="0" w:before="0" w:line="240" w:lineRule="auto"/>
-            <w:ind w:left="0" w:right="0" w:firstLine="0"/>
-            <w:jc w:val="left"/>
-            <w:rPr>
-              <w:color w:val="ff9900"/>
-            </w:rPr>
-          </w:pPr>
-          <w:r>
-            <w:rPr>
-              <w:rtl w:val="0"/>
-            </w:rPr>
-          </w:r>
-        </w:p>
-      </w:tc>
-    </w:tr>
-  </w:tbl>
   <w:p>
     <w:pPr>
       <w:jc w:val="left"/>
@@ -2847,13 +2564,6 @@
     </w:rPr>
   </w:style>
   <w:style w:type="table" w:styleId="Table1">
-    <w:basedOn w:val="TableNormal"/>
-    <w:tblPr>
-      <w:tblStyleRowBandSize w:val="1"/>
-      <w:tblStyleColBandSize w:val="1"/>
-    </w:tblPr>
-  </w:style>
-  <w:style w:type="table" w:styleId="Table2">
     <w:basedOn w:val="TableNormal"/>
     <w:tblPr>
       <w:tblStyleRowBandSize w:val="1"/>
